--- a/templates/processed/sdr.docx
+++ b/templates/processed/sdr.docx
@@ -101,7 +101,16 @@
           <w:szCs w:val="22"/>
           <w:rtl w:val="0"/>
         </w:rPr>
-        <w:t xml:space="preserve">CONTRATADA: {razao_social}, pessoa jurídica inscrita no CNPJ nº {cnpj}, com endereço à Rua/Av {logradouro}, nº {numero}, bairro {bairro}, {cidade}/{uf}, CEP: {cep}, por sua representante legal {representante}, inscrita no CPF sob o nº {cpf}, endereço eletrônico {email}, WhatsApp {whatsapp}. </w:t>
+        <w:t xml:space="preserve">CONTRATADA: </w:t>
+      </w:r>
+      <w:r>
+        <w:rPr>
+          <w:rFonts w:ascii="Book Antiqua" w:cs="Book Antiqua" w:eastAsia="Book Antiqua" w:hAnsi="Book Antiqua"/>
+          <w:sz w:val="22"/>
+          <w:szCs w:val="22"/>
+          <w:rtl w:val="0"/>
+        </w:rPr>
+        <w:t xml:space="preserve">{razao_social}, pessoa jurídica inscrita no CNPJ nº {cnpj}, com endereço à Rua/Av {logradouro}, nº {numero}, bairro {bairro}, {cidade}/{uf}, CEP: {cep}, por sua representante legal {representante}, inscrita no CPF sob o nº {cpf}, endereço eletrônico {email}, WhatsApp {whatsapp}. </w:t>
       </w:r>
       <w:r>
         <w:rPr>
@@ -261,7 +270,7 @@
           <w:szCs w:val="22"/>
           <w:rtl w:val="0"/>
         </w:rPr>
-        <w:t xml:space="preserve">resolvem as partes celebrar o presente Contrato de prestação de serviços de Representante de Vendas (Closer), que será regido pelas seguintes cláusulas e condições:</w:t>
+        <w:t xml:space="preserve">resolvem as partes celebrar o presente Contrato de prestação de serviços de {nome_cargo}, que será regido pelas seguintes cláusulas e condições:</w:t>
       </w:r>
     </w:p>
     <w:p>
@@ -1254,7 +1263,6 @@
           <w:rFonts w:ascii="Book Antiqua" w:cs="Book Antiqua" w:eastAsia="Book Antiqua" w:hAnsi="Book Antiqua"/>
           <w:sz w:val="22"/>
           <w:szCs w:val="22"/>
-          <w:highlight w:val="yellow"/>
           <w:rtl w:val="0"/>
         </w:rPr>
         <w:t xml:space="preserve"/>
@@ -2170,7 +2178,7 @@
           <w:szCs w:val="22"/>
           <w:rtl w:val="0"/>
         </w:rPr>
-        <w:t xml:space="preserve">{razao_social}</w:t>
+        <w:t xml:space="preserve">{representante}</w:t>
       </w:r>
       <w:r>
         <w:rPr>

--- a/templates/processed/sdr.docx
+++ b/templates/processed/sdr.docx
@@ -1234,7 +1234,7 @@
           <w:szCs w:val="22"/>
           <w:rtl w:val="0"/>
         </w:rPr>
-        <w:t xml:space="preserve">3.4- Os pagamentos serão realizados todo dia 30 (trinta), posteriormente à prestação de serviços, ou próximo dia útil. </w:t>
+        <w:t xml:space="preserve">3.4- Os pagamentos serão realizados todo dia {dia_pagamento} ({dia_pagamento_extenso}), posteriormente à prestação de serviços, ou próximo dia útil. </w:t>
       </w:r>
     </w:p>
     <w:p>

--- a/templates/processed/sdr.docx
+++ b/templates/processed/sdr.docx
@@ -117,7 +117,6 @@
           <w:rFonts w:ascii="Book Antiqua" w:cs="Book Antiqua" w:eastAsia="Book Antiqua" w:hAnsi="Book Antiqua"/>
           <w:b w:val="1"/>
           <w:bCs w:val="1"/>
-          <w:color w:val="ff0000"/>
           <w:sz w:val="22"/>
           <w:szCs w:val="22"/>
           <w:rtl w:val="0"/>
@@ -136,7 +135,6 @@
       <w:r>
         <w:rPr>
           <w:rFonts w:ascii="Book Antiqua" w:cs="Book Antiqua" w:eastAsia="Book Antiqua" w:hAnsi="Book Antiqua"/>
-          <w:color w:val="ff0000"/>
           <w:sz w:val="22"/>
           <w:szCs w:val="22"/>
           <w:rtl w:val="0"/>
@@ -155,7 +153,6 @@
       <w:r>
         <w:rPr>
           <w:rFonts w:ascii="Book Antiqua" w:cs="Book Antiqua" w:eastAsia="Book Antiqua" w:hAnsi="Book Antiqua"/>
-          <w:color w:val="ff0000"/>
           <w:sz w:val="22"/>
           <w:szCs w:val="22"/>
           <w:rtl w:val="0"/>
@@ -174,7 +171,6 @@
       <w:r>
         <w:rPr>
           <w:rFonts w:ascii="Book Antiqua" w:cs="Book Antiqua" w:eastAsia="Book Antiqua" w:hAnsi="Book Antiqua"/>
-          <w:color w:val="ff0000"/>
           <w:sz w:val="22"/>
           <w:szCs w:val="22"/>
           <w:rtl w:val="0"/>
@@ -193,7 +189,6 @@
       <w:r>
         <w:rPr>
           <w:rFonts w:ascii="Book Antiqua" w:cs="Book Antiqua" w:eastAsia="Book Antiqua" w:hAnsi="Book Antiqua"/>
-          <w:color w:val="ff0000"/>
           <w:sz w:val="22"/>
           <w:szCs w:val="22"/>
           <w:rtl w:val="0"/>
@@ -213,7 +208,6 @@
         <w:r>
           <w:rPr>
             <w:rFonts w:ascii="Book Antiqua" w:cs="Book Antiqua" w:eastAsia="Book Antiqua" w:hAnsi="Book Antiqua"/>
-            <w:color w:val="ff0000"/>
             <w:sz w:val="22"/>
             <w:szCs w:val="22"/>
             <w:u w:val="single"/>
@@ -234,7 +228,6 @@
       <w:r>
         <w:rPr>
           <w:rFonts w:ascii="Book Antiqua" w:cs="Book Antiqua" w:eastAsia="Book Antiqua" w:hAnsi="Book Antiqua"/>
-          <w:color w:val="ff0000"/>
           <w:sz w:val="22"/>
           <w:szCs w:val="22"/>
           <w:rtl w:val="0"/>
@@ -2122,6 +2115,9 @@
           <w:rtl w:val="0"/>
         </w:rPr>
       </w:r>
+      <w:r>
+        <w:br w:type="column"/>
+      </w:r>
     </w:p>
     <w:p>
       <w:pPr>
@@ -2154,7 +2150,6 @@
         <w:jc w:val="center"/>
         <w:rPr>
           <w:rFonts w:ascii="Book Antiqua" w:cs="Book Antiqua" w:eastAsia="Book Antiqua" w:hAnsi="Book Antiqua"/>
-          <w:color w:val="ff0000"/>
           <w:sz w:val="22"/>
           <w:szCs w:val="22"/>
         </w:rPr>
@@ -2173,7 +2168,6 @@
           <w:rFonts w:ascii="Book Antiqua" w:cs="Book Antiqua" w:eastAsia="Book Antiqua" w:hAnsi="Book Antiqua"/>
           <w:b w:val="1"/>
           <w:bCs w:val="1"/>
-          <w:color w:val="ff0000"/>
           <w:sz w:val="22"/>
           <w:szCs w:val="22"/>
           <w:rtl w:val="0"/>
